--- a/ru/wisdom-stories/mother-of-pearl-flower.docx
+++ b/ru/wisdom-stories/mother-of-pearl-flower.docx
@@ -3,93 +3,145 @@
 <w:document xmlns:wpc="http://schemas.microsoft.com/office/word/2010/wordprocessingCanvas" xmlns:mo="http://schemas.microsoft.com/office/mac/office/2008/main" xmlns:mc="http://schemas.openxmlformats.org/markup-compatibility/2006" xmlns:mv="urn:schemas-microsoft-com:mac:vml" xmlns:o="urn:schemas-microsoft-com:office:office" xmlns:r="http://schemas.openxmlformats.org/officeDocument/2006/relationships" xmlns:m="http://schemas.openxmlformats.org/officeDocument/2006/math" xmlns:v="urn:schemas-microsoft-com:vml" xmlns:wp14="http://schemas.microsoft.com/office/word/2010/wordprocessingDrawing" xmlns:wp="http://schemas.openxmlformats.org/drawingml/2006/wordprocessingDrawing" xmlns:w10="urn:schemas-microsoft-com:office:word" xmlns:w="http://schemas.openxmlformats.org/wordprocessingml/2006/main" xmlns:w14="http://schemas.microsoft.com/office/word/2010/wordml" xmlns:wpg="http://schemas.microsoft.com/office/word/2010/wordprocessingGroup" xmlns:wpi="http://schemas.microsoft.com/office/word/2010/wordprocessingInk" xmlns:wne="http://schemas.microsoft.com/office/word/2006/wordml" xmlns:wps="http://schemas.microsoft.com/office/word/2010/wordprocessingShape" mc:Ignorable="w14 wp14">
   <w:body>
     <w:p>
+      <w:pPr>
+        <w:pStyle w:val="Title"/>
+      </w:pPr>
       <w:r>
         <w:t>Цветок перламутра</w:t>
       </w:r>
     </w:p>
     <w:p>
+      <w:pPr/>
       <w:r>
-        <w:t>Ситуация восьмидесятилетней пары, которую судили за развод, была мучительной для всех… Судья, глядя в глаза упрямой, молчаливой бабушке, осунувшейся от слёз, обратился к старушке громким голосом:</w:t>
+        <w:t>В суде разбирали дело о разводе пожилой пары. Обоим было около восьмидесяти. Старушка молчала, измученная слезами. Судья спросил:</w:t>
       </w:r>
     </w:p>
     <w:p>
+      <w:pPr>
+        <w:spacing w:after="80"/>
+      </w:pPr>
       <w:r>
         <w:t>— Скажите, тётя, почему вы хотите развода? — спросил он.</w:t>
       </w:r>
     </w:p>
     <w:p>
+      <w:pPr>
+        <w:spacing w:after="80"/>
+      </w:pPr>
       <w:r>
         <w:t>Сделав глубокий вдох, старушка начала говорить сдавленным голосом:</w:t>
       </w:r>
     </w:p>
     <w:p>
+      <w:pPr>
+        <w:spacing w:after="80"/>
+      </w:pPr>
       <w:r>
-        <w:t>— Этот человек утомил меня, ровно пятьдесят лет он измучил меня жизнью…, — сказала она и замолчала.</w:t>
+        <w:t>— Пятьдесят лет прожила с ним, а он меня совсем извёл…</w:t>
       </w:r>
     </w:p>
     <w:p>
+      <w:pPr/>
       <w:r>
-        <w:t>Долгая тишина повисла в зале. Тишину нарушила вспышка фотоаппарата журналиста. Кто знает, какой заголовок дадут газетам этому событию после пятидесяти лет совместной жизни. Многие журналисты наблюдали за процессом. Что скажет женщина? Все слушали её. Глаза старушки наполнились слезами, и она продолжила: — У меня был цветок перламутра, который я очень любила… Он не знает… Это было пятьдесят лет назад. Я посадила этот цветок, взяв листок с цветов, которые он мне подарил. У нас не было детей, но я считала этот цветок своим ребёнком. Через некоторое время я увидела, что цветок начал вянуть.</w:t>
+        <w:t>В зале воцарилась тишина. Журналисты ждали продолжения, лишь щёлкали затворы камер. Старушка снова заговорила: «Когда мы поженились, я вырастила цветок из подаренного им листка. Детей у нас не было, и я заботилась о нём как о ребёнке. Но однажды он начал увядать».</w:t>
       </w:r>
     </w:p>
     <w:p>
+      <w:pPr/>
       <w:r>
         <w:t>Тогда я пообещала себе, что буду просыпаться каждую ночь до рассвета и поливать этот цветок. Пятьдесят лет этот человек ни разу не вставал ночью и не говорил: «Давай я полью этот цветок». До прошлой ночи… Прошлой ночью я легла измученная и не смогла проснуться… Я провела пятьдесят лет с таким человеком. Я отдала ему жизнь, надежду, всё. Я ничего от него не получила. Уверяю вас, я могу жить лучше без него.</w:t>
       </w:r>
     </w:p>
     <w:p>
+      <w:pPr>
+        <w:spacing w:after="80"/>
+      </w:pPr>
       <w:r>
         <w:t>Судья повернулся к старику:</w:t>
       </w:r>
     </w:p>
     <w:p>
+      <w:pPr>
+        <w:spacing w:after="80"/>
+      </w:pPr>
       <w:r>
         <w:t>— Вам есть что сказать, дед? — спросил он.</w:t>
       </w:r>
     </w:p>
     <w:p>
+      <w:pPr>
+        <w:spacing w:after="80"/>
+      </w:pPr>
       <w:r>
         <w:t>Старик, опираясь на посох, повернулся к судье с виноватым выражением лица и начал говорить:</w:t>
       </w:r>
     </w:p>
     <w:p>
+      <w:pPr/>
       <w:r>
-        <w:t>— Я проходил военную службу садовником. Я много работал, чтобы этот сад рос красивым и здоровым. Там я встретил Фатиму. Я дарил ей букеты самых красивых цветов. Когда мы только поженились, она пожаловалась на боли в шее, и я повёл её к врачу. Врач сказал: «Если она будет спать слишком долго, не просыпаясь, мышцы шеи затвердеют, и состояние ухудшится. Ей следует каждую ночь прерывать сон, просыпаться и ходить». Жена не послушала врача… Я тоже её не послушал… В те дни наш цветок случайно начал увядать. Я сказал ей: «Если ты встанешь и польёшь цветок ночью, он оживёт». Я попросил её пообещать, и она пообещала…</w:t>
+        <w:t>— Во время службы я работал садовником. Там познакомился с Фатимой и дарил ей самые красивые цветы. После свадьбы у неё заболела шея. Врач советовал прерывать долгий сон и немного ходить по ночам, но жена не хотела его слушать. Тогда как раз начал вянуть её цветок. Я сказал: «Будешь вставать ночью и поливать его — он оживёт». Она обещала так делать.</w:t>
       </w:r>
     </w:p>
     <w:p>
+      <w:pPr/>
       <w:r>
-        <w:t>Я будил её каждую ночь и наблюдал за ней. Я наблюдал за женщиной, которую любил, за цветком, который она считала своим ребёнком, поливая его. Каждую ночь я был словно этим цветком…</w:t>
+        <w:t>Каждую ночь я будил её и смотрел, как она поливает любимый цветок. Глядя на неё, я сам словно оживал.</w:t>
       </w:r>
     </w:p>
     <w:p>
+      <w:pPr>
+        <w:spacing w:after="80"/>
+      </w:pPr>
       <w:r>
         <w:t>Дед сделал паузу и продолжил:</w:t>
       </w:r>
     </w:p>
     <w:p>
+      <w:pPr/>
       <w:r>
-        <w:t>— Каждую ночь, после того как она ложилась спать, я просыпался, чтобы вылить воду из горшка. Перламутр не любит, когда его поливают ночью, господин судья… А прошлой ночью… что тут скажешь, эта старость… Я тоже не смог проснуться… Цветок мог остаться без воды, но у моей жены возникли бы проблемы со здоровьем… Она обвинила меня в том, что я её не разбудил… Я не повысил голоса, молчал…</w:t>
+        <w:t>— Когда она снова засыпала, я вставал и сливал лишнюю воду. Этот цветок не любил обильного ночного полива. А вчера я сам не проснулся… Старость. За цветок я тревожился меньше, чем за жену. Она сердилась, что я её не разбудил, а я молчал.</w:t>
       </w:r>
     </w:p>
     <w:p>
+      <w:pPr>
+        <w:keepNext/>
+        <w:spacing w:after="80"/>
+      </w:pPr>
       <w:r>
         <w:t>В тот момент все в зале, включая журналистов, плакали…</w:t>
       </w:r>
     </w:p>
     <w:p>
+      <w:pPr>
+        <w:keepNext/>
+        <w:keepLines/>
+        <w:spacing w:before="160"/>
+      </w:pPr>
       <w:r>
-        <w:t>Мораль: Иногда любовь скрывается не в словах, а в заботе, которую молча несут годами. Давайте беречь тех, кого любим, и не будем разбивать сердца.</w:t>
+        <w:rPr>
+          <w:b/>
+        </w:rPr>
+        <w:t>Мораль:</w:t>
+      </w:r>
+      <w:r>
+        <w:t xml:space="preserve"> Иногда любовь скрывается не в словах, а в заботе, которую молча несут годами. Давайте беречь тех, кого любим, и не будем разбивать сердца.</w:t>
       </w:r>
     </w:p>
     <w:p>
+      <w:pPr>
+        <w:spacing w:after="80"/>
+      </w:pPr>
       <w:r>
+        <w:rPr>
+          <w:i/>
+          <w:sz w:val="18"/>
+        </w:rPr>
         <w:t>История взята из открытых источников Интернета.</w:t>
       </w:r>
     </w:p>
     <w:sectPr>
-      <w:pgSz w:w="12240" w:h="15840"/>
-      <w:pgMar w:top="1440" w:right="1800" w:bottom="1440" w:left="1800" w:header="720" w:footer="720" w:gutter="0"/>
+      <w:pgSz w:w="11909" w:h="16834"/>
+      <w:pgMar w:top="1152" w:right="1224" w:bottom="1152" w:left="1224" w:header="720" w:footer="720" w:gutter="0"/>
       <w:cols w:space="720"/>
       <w:docGrid w:linePitch="360"/>
     </w:sectPr>
@@ -460,6 +512,16 @@
     <w:name w:val="Normal"/>
     <w:qFormat/>
     <w:rsid w:val="00FC693F"/>
+    <w:pPr>
+      <w:widowControl/>
+      <w:spacing w:after="120" w:line="269" w:lineRule="auto"/>
+    </w:pPr>
+    <w:rPr>
+      <w:rFonts w:ascii="Arial" w:hAnsi="Arial"/>
+      <w:color w:val="000000"/>
+      <w:sz w:val="22"/>
+      <w:lang w:val="ru-RU"/>
+    </w:rPr>
   </w:style>
   <w:style w:type="paragraph" w:styleId="Header">
     <w:name w:val="header"/>
@@ -802,18 +864,20 @@
     <w:qFormat/>
     <w:rsid w:val="00FC693F"/>
     <w:pPr>
+      <w:keepNext/>
       <w:pBdr>
         <w:bottom w:val="single" w:sz="8" w:space="4" w:color="4F81BD" w:themeColor="accent1"/>
       </w:pBdr>
-      <w:spacing w:after="300" w:line="240" w:lineRule="auto"/>
+      <w:spacing w:after="280" w:line="240" w:lineRule="auto"/>
       <w:contextualSpacing/>
     </w:pPr>
     <w:rPr>
-      <w:rFonts w:asciiTheme="majorHAnsi" w:eastAsiaTheme="majorEastAsia" w:hAnsiTheme="majorHAnsi" w:cstheme="majorBidi"/>
-      <w:color w:val="17365D" w:themeColor="text2" w:themeShade="BF"/>
+      <w:rFonts w:asciiTheme="majorHAnsi" w:eastAsiaTheme="majorEastAsia" w:hAnsiTheme="majorHAnsi" w:cstheme="majorBidi" w:ascii="Arial" w:hAnsi="Arial"/>
+      <w:b/>
+      <w:color w:val="000000"/>
       <w:spacing w:val="5"/>
       <w:kern w:val="28"/>
-      <w:sz w:val="52"/>
+      <w:sz w:val="34"/>
       <w:szCs w:val="52"/>
     </w:rPr>
   </w:style>

--- a/ru/wisdom-stories/mother-of-pearl-flower.docx
+++ b/ru/wisdom-stories/mother-of-pearl-flower.docx
@@ -13,7 +13,7 @@
     <w:p>
       <w:pPr/>
       <w:r>
-        <w:t>В суде разбирали дело о разводе пожилой пары. Обоим было около восьмидесяти. Старушка молчала, измученная слезами. Судья спросил:</w:t>
+        <w:t>В суде разбирали дело о разводе восьмидесятилетней супружеской пары. Их состояние всех опечалило. Судья посмотрел на решительно молчавшую женщину с запавшими от слёз глазами и тихо спросил:</w:t>
       </w:r>
     </w:p>
     <w:p>
@@ -21,7 +21,7 @@
         <w:spacing w:after="80"/>
       </w:pPr>
       <w:r>
-        <w:t>— Скажите, тётя, почему вы хотите развода? — спросил он.</w:t>
+        <w:t>— Скажите, тётя, почему вы хотите развода?</w:t>
       </w:r>
     </w:p>
     <w:p>
@@ -37,19 +37,19 @@
         <w:spacing w:after="80"/>
       </w:pPr>
       <w:r>
-        <w:t>— Пятьдесят лет прожила с ним, а он меня совсем извёл…</w:t>
+        <w:t>— Этот человек измучил меня, ровно пятьдесят лет отбивал у меня охоту жить… — сказала она и замолчала.</w:t>
       </w:r>
     </w:p>
     <w:p>
       <w:pPr/>
       <w:r>
-        <w:t>В зале воцарилась тишина. Журналисты ждали продолжения, лишь щёлкали затворы камер. Старушка снова заговорила: «Когда мы поженились, я вырастила цветок из подаренного им листка. Детей у нас не было, и я заботилась о нём как о ребёнке. Но однажды он начал увядать».</w:t>
+        <w:t>В зале воцарилась тишина. За судом следило много журналистов. Тишину нарушила вспышка фотоаппарата одного журналиста. Кто знает, под каким заголовком газеты подали бы это после пятидесяти лет жизни. Что скажет женщина? Все её слушали. Глаза старушки наполнились слезами, и она продолжила: «Пятьдесят лет назад у меня был перламутровый цветок, который я очень любила. Он этого не знает. Я вырастила его из листка, сорванного из подаренных им цветов. Детей у нас не было, и я считала этот цветок своим ребёнком. Но однажды он начал увядать».</w:t>
       </w:r>
     </w:p>
     <w:p>
       <w:pPr/>
       <w:r>
-        <w:t>Тогда я пообещала себе, что буду просыпаться каждую ночь до рассвета и поливать этот цветок. Пятьдесят лет этот человек ни разу не вставал ночью и не говорил: «Давай я полью этот цветок». До прошлой ночи… Прошлой ночью я легла измученная и не смогла проснуться… Я провела пятьдесят лет с таким человеком. Я отдала ему жизнь, надежду, всё. Я ничего от него не получила. Уверяю вас, я могу жить лучше без него.</w:t>
+        <w:t>Тогда я пообещала, что буду просыпаться каждую ночь до рассвета и поливать этот цветок. Пятьдесят лет этот человек ни разу не вставал ночью и не говорил: «Давай я полью этот цветок». До прошлой ночи… Прошлой ночью я легла измученная и не смогла проснуться… Я провела пятьдесят лет с таким человеком. Я отдала ему жизнь, надежду, всё. Я ничего от него не получила. Уверяю вас, я могу жить лучше без него.</w:t>
       </w:r>
     </w:p>
     <w:p>
@@ -79,13 +79,13 @@
     <w:p>
       <w:pPr/>
       <w:r>
-        <w:t>— Во время службы я работал садовником. Там познакомился с Фатимой и дарил ей самые красивые цветы. После свадьбы у неё заболела шея. Врач советовал прерывать долгий сон и немного ходить по ночам, но жена не хотела его слушать. Тогда как раз начал вянуть её цветок. Я сказал: «Будешь вставать ночью и поливать его — он оживёт». Она обещала так делать.</w:t>
+        <w:t>— Во время службы я работал садовником. Я трудился, чтобы тот сад рос красивым и здоровым. Там познакомился с Фатимой и дарил ей самые красивые цветы. После свадьбы она пожаловалась, что болит шея, и я отвёл её к врачу. Врач сказал, что если она долго спит, не просыпаясь, мышцы шеи затвердеют и состояние ухудшится, и советовал каждую ночь прерывать сон, просыпаться и немного ходить, но жена не хотела слушать ни врача, ни меня. Тогда как раз начал вянуть наш цветок. Я сказал: «Будешь вставать ночью и поливать его — он оживёт». Я попросил её пообещать, и она пообещала.</w:t>
       </w:r>
     </w:p>
     <w:p>
       <w:pPr/>
       <w:r>
-        <w:t>Каждую ночь я будил её и смотрел, как она поливает любимый цветок. Глядя на неё, я сам словно оживал.</w:t>
+        <w:t>Каждую ночь я будил её и смотрел, как она поливает цветок, который считала своим ребёнком. Каждую ночь мне казалось, будто тот цветок — это я.</w:t>
       </w:r>
     </w:p>
     <w:p>
@@ -99,7 +99,7 @@
     <w:p>
       <w:pPr/>
       <w:r>
-        <w:t>— Когда она снова засыпала, я вставал и сливал лишнюю воду. Этот цветок не любил обильного ночного полива. А вчера я сам не проснулся… Старость. За цветок я тревожился меньше, чем за жену. Она сердилась, что я её не разбудил, а я молчал.</w:t>
+        <w:t>— Каждую ночь после того, как она засыпала, я вставал и сливал лишнюю воду. Перламутровый цветок нехорошо поливать ночью. А прошлой ночью я тоже не смог проснуться… Старость. Цветок мог одну ночь пробыть без воды, но жене могло стать хуже. Она винила меня за то, что я её не разбудил, а я молчал.</w:t>
       </w:r>
     </w:p>
     <w:p>
@@ -121,11 +121,9 @@
         <w:rPr>
           <w:b/>
         </w:rPr>
-        <w:t>Мораль:</w:t>
+        <w:t>Мораль: Иногда любовь скрывается не в словах, а в заботе, которую молча несут годами. Давайте беречь тех, кого любим, и не будем разбивать сердца.</w:t>
       </w:r>
-      <w:r>
-        <w:t xml:space="preserve"> Иногда любовь скрывается не в словах, а в заботе, которую молча несут годами. Давайте беречь тех, кого любим, и не будем разбивать сердца.</w:t>
-      </w:r>
+      <w:r/>
     </w:p>
     <w:p>
       <w:pPr>
@@ -136,7 +134,7 @@
           <w:i/>
           <w:sz w:val="18"/>
         </w:rPr>
-        <w:t>История взята из открытых источников Интернета.</w:t>
+        <w:t>Рассказы взяты из открытых интернет-источников, а иллюстрации созданы с помощью ИИ.</w:t>
       </w:r>
     </w:p>
     <w:sectPr>

--- a/ru/wisdom-stories/mother-of-pearl-flower.docx
+++ b/ru/wisdom-stories/mother-of-pearl-flower.docx
@@ -144,7 +144,7 @@
         <w:rPr>
           <w:lang/>
         </w:rPr>
-        <w:t>— В ту ночь я совсем выбилась из сил и не проснулась. Он тоже меня не разбудил. Утром увидела: цветок остался без воды. Вам, наверное, это кажется пустяком. А мне показалось, что за все пятьдесят лет ничто дорогое мне так и не стало важным для него.</w:t>
+        <w:t>— В ту ночь я совсем выбилась из сил и не проснулась. Он тоже меня не разбудил. Утром увидела: цветок остался без воды. Вам, наверное, это кажется пустяком. А мне показалось, что за все пятьдесят лет ничто из того, что дорого мне, так и не стало важным для него.</w:t>
       </w:r>
     </w:p>
     <w:p>
